--- a/pr-preview/pr-562/UCD-SeRG-Lab-Manual.docx
+++ b/pr-preview/pr-562/UCD-SeRG-Lab-Manual.docx
@@ -323,7 +323,7 @@
       </w:r>
     </w:p>
     <w:bookmarkEnd w:id="16"/>
-    <w:bookmarkStart w:id="19" w:name="sec-protecting-human-subjects"/>
+    <w:bookmarkStart w:id="18" w:name="sec-protecting-human-subjects"/>
     <w:p>
       <w:pPr>
         <w:pStyle w:val="Heading2"/>
@@ -397,9 +397,19 @@
         <w:t xml:space="preserve">Remember, data that looks like it does not contain identifiers to you might still be classified as data that requires special protection by our IRB or under HIPAA, so always proceed with caution and ask for help if you have any concerns about how to maintain study participant confidentiality.</w:t>
       </w:r>
     </w:p>
-    <w:p>
-      <w:pPr>
-        <w:pStyle w:val="BodyText"/>
+    <w:bookmarkEnd w:id="18"/>
+    <w:bookmarkStart w:id="19" w:name="authorship"/>
+    <w:p>
+      <w:pPr>
+        <w:pStyle w:val="Heading2"/>
+      </w:pPr>
+      <w:r>
+        <w:t xml:space="preserve">2.4 Authorship</w:t>
+      </w:r>
+    </w:p>
+    <w:p>
+      <w:pPr>
+        <w:pStyle w:val="FirstParagraph"/>
       </w:pPr>
       <w:r>
         <w:t xml:space="preserve">Our authorship policy has moved to</w:t>
@@ -421,11 +431,6 @@
       <w:r>
         <w:t xml:space="preserve">in the Manuscript Preparation chapter.</w:t>
       </w:r>
-      <w:r>
-        <w:t xml:space="preserve"> </w:t>
-      </w:r>
-      <w:bookmarkStart w:id="18" w:name="authorship"/>
-      <w:bookmarkEnd w:id="18"/>
     </w:p>
     <w:p>
       <w:r>
@@ -1457,7 +1462,7 @@
         </w:numPr>
       </w:pPr>
       <w:r>
-        <w:t xml:space="preserve">We mostly use Microsoft 365 to collaborate and write documents internally and GoogleDocs when working with external collaborators.</w:t>
+        <w:t xml:space="preserve">We mostly use Microsoft 365 to collaborate and write documents internally and Google Docs when working with external collaborators.</w:t>
       </w:r>
       <w:r>
         <w:t xml:space="preserve"> </w:t>
@@ -26002,7 +26007,7 @@
         <w:t xml:space="preserve">Corresponding author</w:t>
       </w:r>
       <w:r>
-        <w:t xml:space="preserve">: Usually Dr. Morrison or Dr. Aiemjoy, unless otherwise agreed</w:t>
+        <w:t xml:space="preserve">: Usually Dr. Morrison or Dr. Aiemjoy, unless otherwise agreed.</w:t>
       </w:r>
     </w:p>
     <w:p>
@@ -26021,7 +26026,7 @@
         <w:t xml:space="preserve">Co-authorship</w:t>
       </w:r>
       <w:r>
-        <w:t xml:space="preserve">: Determined by substantial intellectual contributions</w:t>
+        <w:t xml:space="preserve">: Determined by substantial intellectual contributions.</w:t>
       </w:r>
     </w:p>
     <w:p>
@@ -26040,7 +26045,7 @@
         <w:t xml:space="preserve">Author order</w:t>
       </w:r>
       <w:r>
-        <w:t xml:space="preserve">: Should be discussed and agreed upon by all authors</w:t>
+        <w:t xml:space="preserve">: Should be discussed and agreed upon by all authors.</w:t>
       </w:r>
     </w:p>
     <w:p>
@@ -26059,7 +26064,7 @@
         <w:t xml:space="preserve">Acknowledgments</w:t>
       </w:r>
       <w:r>
-        <w:t xml:space="preserve">: For contributions that don’t meet authorship criteria</w:t>
+        <w:t xml:space="preserve">: For contributions that don’t meet authorship criteria.</w:t>
       </w:r>
     </w:p>
     <w:p>
@@ -27990,7 +27995,7 @@
           <w:rPr>
             <w:rStyle w:val="Hyperlink"/>
           </w:rPr>
-          <w:t xml:space="preserve">http://www.icmje.org/recommendations/browse/roles-and-responsibilities/defining-the-role-of-authors-and-contributors.html</w:t>
+          <w:t xml:space="preserve">https://www.icmje.org/recommendations/browse/roles-and-responsibilities/defining-the-role-of-authors-and-contributors.html</w:t>
         </w:r>
       </w:hyperlink>
       <w:r>
@@ -28704,7 +28709,7 @@
         <w:t xml:space="preserve"> </w:t>
       </w:r>
       <w:r>
-        <w:t xml:space="preserve">e80ccec</w:t>
+        <w:t xml:space="preserve">9175faa</w:t>
       </w:r>
     </w:p>
     <w:p>
@@ -28726,7 +28731,7 @@
         <w:t xml:space="preserve"> </w:t>
       </w:r>
       <w:r>
-        <w:t xml:space="preserve">e80ccec98788fe9b3ed552a3a8475a7f345ffea0</w:t>
+        <w:t xml:space="preserve">9175faaacbc1a8c9d22c726cb75c60063371df0e</w:t>
       </w:r>
     </w:p>
     <w:p>
@@ -28748,7 +28753,7 @@
         <w:t xml:space="preserve"> </w:t>
       </w:r>
       <w:r>
-        <w:t xml:space="preserve">2026-10-14 08:52:23 +0000</w:t>
+        <w:t xml:space="preserve">2026-10-14 09:04:53 +0000</w:t>
       </w:r>
     </w:p>
     <w:p>
